--- a/meeting/會談紀錄表4-6.docx
+++ b/meeting/會談紀錄表4-6.docx
@@ -545,14 +545,52 @@
                 <w:szCs w:val="20"/>
               </w:rPr>
               <w:tab/>
-              <w:t>熟悉python 套件aioquic &amp; scapy</w:t>
-            </w:r>
+              <w:t>熟悉python 套件</w:t>
+            </w:r>
+            <w:proofErr w:type="spellStart"/>
+            <w:r>
+              <w:rPr>
+                <w:rFonts w:ascii="標楷體" w:eastAsia="標楷體" w:hAnsi="標楷體" w:hint="eastAsia"/>
+                <w:sz w:val="20"/>
+                <w:szCs w:val="20"/>
+              </w:rPr>
+              <w:t>aioquic</w:t>
+            </w:r>
+            <w:proofErr w:type="spellEnd"/>
+            <w:r>
+              <w:rPr>
+                <w:rFonts w:ascii="標楷體" w:eastAsia="標楷體" w:hAnsi="標楷體" w:hint="eastAsia"/>
+                <w:sz w:val="20"/>
+                <w:szCs w:val="20"/>
+              </w:rPr>
+              <w:t xml:space="preserve"> &amp; </w:t>
+            </w:r>
+            <w:proofErr w:type="spellStart"/>
+            <w:r>
+              <w:rPr>
+                <w:rFonts w:ascii="標楷體" w:eastAsia="標楷體" w:hAnsi="標楷體" w:hint="eastAsia"/>
+                <w:sz w:val="20"/>
+                <w:szCs w:val="20"/>
+              </w:rPr>
+              <w:t>scapy</w:t>
+            </w:r>
+            <w:proofErr w:type="spellEnd"/>
           </w:p>
           <w:p>
             <w:pPr>
               <w:jc w:val="both"/>
               <w:rPr>
                 <w:rFonts w:ascii="標楷體" w:eastAsia="標楷體" w:hAnsi="標楷體"/>
+                <w:sz w:val="20"/>
+                <w:szCs w:val="20"/>
+              </w:rPr>
+            </w:pPr>
+          </w:p>
+          <w:p>
+            <w:pPr>
+              <w:jc w:val="both"/>
+              <w:rPr>
+                <w:rFonts w:ascii="標楷體" w:eastAsia="標楷體" w:hAnsi="標楷體" w:hint="eastAsia"/>
                 <w:sz w:val="20"/>
                 <w:szCs w:val="20"/>
               </w:rPr>
@@ -631,6 +669,18 @@
               </w:rPr>
               <w:t>流量可以用真實一點流量可搭配數據集避免模型不夠</w:t>
             </w:r>
+          </w:p>
+          <w:p>
+            <w:pPr>
+              <w:pStyle w:val="ab"/>
+              <w:ind w:leftChars="0" w:left="284"/>
+              <w:jc w:val="both"/>
+              <w:rPr>
+                <w:rFonts w:ascii="標楷體" w:eastAsia="標楷體" w:hAnsi="標楷體" w:hint="eastAsia"/>
+                <w:sz w:val="20"/>
+                <w:szCs w:val="20"/>
+              </w:rPr>
+            </w:pPr>
           </w:p>
         </w:tc>
         <w:tc>
@@ -684,8 +734,36 @@
                 <w:sz w:val="20"/>
                 <w:szCs w:val="20"/>
               </w:rPr>
-              <w:t>在虛擬機上測試aioquic &amp; scapy</w:t>
-            </w:r>
+              <w:t>在虛擬機上測試</w:t>
+            </w:r>
+            <w:proofErr w:type="spellStart"/>
+            <w:r>
+              <w:rPr>
+                <w:rFonts w:ascii="標楷體" w:eastAsia="標楷體" w:hAnsi="標楷體" w:hint="eastAsia"/>
+                <w:sz w:val="20"/>
+                <w:szCs w:val="20"/>
+              </w:rPr>
+              <w:t>aioquic</w:t>
+            </w:r>
+            <w:proofErr w:type="spellEnd"/>
+            <w:r>
+              <w:rPr>
+                <w:rFonts w:ascii="標楷體" w:eastAsia="標楷體" w:hAnsi="標楷體" w:hint="eastAsia"/>
+                <w:sz w:val="20"/>
+                <w:szCs w:val="20"/>
+              </w:rPr>
+              <w:t xml:space="preserve"> &amp; </w:t>
+            </w:r>
+            <w:proofErr w:type="spellStart"/>
+            <w:r>
+              <w:rPr>
+                <w:rFonts w:ascii="標楷體" w:eastAsia="標楷體" w:hAnsi="標楷體" w:hint="eastAsia"/>
+                <w:sz w:val="20"/>
+                <w:szCs w:val="20"/>
+              </w:rPr>
+              <w:t>scapy</w:t>
+            </w:r>
+            <w:proofErr w:type="spellEnd"/>
           </w:p>
         </w:tc>
         <w:tc>
@@ -901,8 +979,18 @@
                 <w:sz w:val="20"/>
                 <w:szCs w:val="20"/>
               </w:rPr>
-              <w:t>於本機測試aioquic</w:t>
-            </w:r>
+              <w:t>於本機測試</w:t>
+            </w:r>
+            <w:proofErr w:type="spellStart"/>
+            <w:r>
+              <w:rPr>
+                <w:rFonts w:ascii="標楷體" w:eastAsia="標楷體" w:hAnsi="標楷體" w:hint="eastAsia"/>
+                <w:sz w:val="20"/>
+                <w:szCs w:val="20"/>
+              </w:rPr>
+              <w:t>aioquic</w:t>
+            </w:r>
+            <w:proofErr w:type="spellEnd"/>
           </w:p>
           <w:p>
             <w:pPr>
@@ -925,14 +1013,24 @@
                 <w:sz w:val="20"/>
                 <w:szCs w:val="20"/>
               </w:rPr>
-              <w:t>讓虛擬機彼此測試aioquic</w:t>
-            </w:r>
+              <w:t>讓虛擬機彼此測試</w:t>
+            </w:r>
+            <w:proofErr w:type="spellStart"/>
+            <w:r>
+              <w:rPr>
+                <w:rFonts w:ascii="標楷體" w:eastAsia="標楷體" w:hAnsi="標楷體" w:hint="eastAsia"/>
+                <w:sz w:val="20"/>
+                <w:szCs w:val="20"/>
+              </w:rPr>
+              <w:t>aioquic</w:t>
+            </w:r>
+            <w:proofErr w:type="spellEnd"/>
           </w:p>
           <w:p>
             <w:pPr>
               <w:jc w:val="both"/>
               <w:rPr>
-                <w:rFonts w:ascii="標楷體" w:eastAsia="標楷體" w:hAnsi="標楷體" w:hint="eastAsia"/>
+                <w:rFonts w:ascii="標楷體" w:eastAsia="標楷體" w:hAnsi="標楷體"/>
                 <w:sz w:val="20"/>
                 <w:szCs w:val="20"/>
               </w:rPr>
@@ -942,7 +1040,7 @@
             <w:pPr>
               <w:jc w:val="both"/>
               <w:rPr>
-                <w:rFonts w:ascii="標楷體" w:eastAsia="標楷體" w:hAnsi="標楷體"/>
+                <w:rFonts w:ascii="標楷體" w:eastAsia="標楷體" w:hAnsi="標楷體" w:hint="eastAsia"/>
                 <w:sz w:val="20"/>
                 <w:szCs w:val="20"/>
               </w:rPr>
@@ -999,7 +1097,7 @@
               <w:ind w:leftChars="0"/>
               <w:jc w:val="both"/>
               <w:rPr>
-                <w:rFonts w:ascii="標楷體" w:eastAsia="標楷體" w:hAnsi="標楷體" w:hint="eastAsia"/>
+                <w:rFonts w:ascii="標楷體" w:eastAsia="標楷體" w:hAnsi="標楷體"/>
                 <w:sz w:val="20"/>
                 <w:szCs w:val="20"/>
               </w:rPr>
@@ -1010,7 +1108,25 @@
                 <w:sz w:val="20"/>
                 <w:szCs w:val="20"/>
               </w:rPr>
-              <w:t>解決aioquic連線問題</w:t>
+              <w:t>解決</w:t>
+            </w:r>
+            <w:proofErr w:type="spellStart"/>
+            <w:r>
+              <w:rPr>
+                <w:rFonts w:ascii="標楷體" w:eastAsia="標楷體" w:hAnsi="標楷體" w:hint="eastAsia"/>
+                <w:sz w:val="20"/>
+                <w:szCs w:val="20"/>
+              </w:rPr>
+              <w:t>aioquic</w:t>
+            </w:r>
+            <w:proofErr w:type="spellEnd"/>
+            <w:r>
+              <w:rPr>
+                <w:rFonts w:ascii="標楷體" w:eastAsia="標楷體" w:hAnsi="標楷體" w:hint="eastAsia"/>
+                <w:sz w:val="20"/>
+                <w:szCs w:val="20"/>
+              </w:rPr>
+              <w:t>連線問題</w:t>
             </w:r>
           </w:p>
           <w:p>
@@ -1240,6 +1356,12 @@
           </w:tcPr>
           <w:p>
             <w:pPr>
+              <w:pStyle w:val="ab"/>
+              <w:numPr>
+                <w:ilvl w:val="0"/>
+                <w:numId w:val="20"/>
+              </w:numPr>
+              <w:ind w:leftChars="0"/>
               <w:jc w:val="both"/>
               <w:rPr>
                 <w:rFonts w:ascii="標楷體" w:eastAsia="標楷體" w:hAnsi="標楷體"/>
@@ -1253,50 +1375,114 @@
                 <w:sz w:val="20"/>
                 <w:szCs w:val="20"/>
               </w:rPr>
-              <w:t>1.</w:t>
-            </w:r>
-            <w:r>
-              <w:rPr>
-                <w:rFonts w:ascii="標楷體" w:eastAsia="標楷體" w:hAnsi="標楷體" w:hint="eastAsia"/>
-                <w:sz w:val="20"/>
-                <w:szCs w:val="20"/>
-              </w:rPr>
-              <w:tab/>
-              <w:t>虛擬機架設</w:t>
+              <w:t>期中報告製作</w:t>
+            </w:r>
+          </w:p>
+          <w:p>
+            <w:pPr>
+              <w:pStyle w:val="ab"/>
+              <w:numPr>
+                <w:ilvl w:val="0"/>
+                <w:numId w:val="20"/>
+              </w:numPr>
+              <w:ind w:leftChars="0"/>
+              <w:jc w:val="both"/>
+              <w:rPr>
+                <w:rFonts w:ascii="標楷體" w:eastAsia="標楷體" w:hAnsi="標楷體"/>
+                <w:sz w:val="20"/>
+                <w:szCs w:val="20"/>
+              </w:rPr>
+            </w:pPr>
+            <w:r>
+              <w:rPr>
+                <w:rFonts w:ascii="標楷體" w:eastAsia="標楷體" w:hAnsi="標楷體" w:hint="eastAsia"/>
+                <w:sz w:val="20"/>
+                <w:szCs w:val="20"/>
+              </w:rPr>
+              <w:t>解決</w:t>
+            </w:r>
+            <w:proofErr w:type="spellStart"/>
+            <w:r>
+              <w:rPr>
+                <w:rFonts w:ascii="標楷體" w:eastAsia="標楷體" w:hAnsi="標楷體" w:hint="eastAsia"/>
+                <w:sz w:val="20"/>
+                <w:szCs w:val="20"/>
+              </w:rPr>
+              <w:t>aioquic</w:t>
+            </w:r>
+            <w:proofErr w:type="spellEnd"/>
+            <w:r>
+              <w:rPr>
+                <w:rFonts w:ascii="標楷體" w:eastAsia="標楷體" w:hAnsi="標楷體" w:hint="eastAsia"/>
+                <w:sz w:val="20"/>
+                <w:szCs w:val="20"/>
+              </w:rPr>
+              <w:t>連線問題</w:t>
+            </w:r>
+          </w:p>
+          <w:p>
+            <w:pPr>
+              <w:pStyle w:val="ab"/>
+              <w:numPr>
+                <w:ilvl w:val="0"/>
+                <w:numId w:val="20"/>
+              </w:numPr>
+              <w:ind w:leftChars="0"/>
+              <w:jc w:val="both"/>
+              <w:rPr>
+                <w:rFonts w:ascii="標楷體" w:eastAsia="標楷體" w:hAnsi="標楷體"/>
+                <w:sz w:val="20"/>
+                <w:szCs w:val="20"/>
+              </w:rPr>
+            </w:pPr>
+            <w:proofErr w:type="spellStart"/>
+            <w:r>
+              <w:rPr>
+                <w:rFonts w:ascii="標楷體" w:eastAsia="標楷體" w:hAnsi="標楷體" w:hint="eastAsia"/>
+                <w:sz w:val="20"/>
+                <w:szCs w:val="20"/>
+              </w:rPr>
+              <w:t>scapy</w:t>
+            </w:r>
+            <w:proofErr w:type="spellEnd"/>
+            <w:r>
+              <w:rPr>
+                <w:rFonts w:ascii="標楷體" w:eastAsia="標楷體" w:hAnsi="標楷體" w:hint="eastAsia"/>
+                <w:sz w:val="20"/>
+                <w:szCs w:val="20"/>
+              </w:rPr>
+              <w:t>流量擷取</w:t>
+            </w:r>
+          </w:p>
+          <w:p>
+            <w:pPr>
+              <w:pStyle w:val="ab"/>
+              <w:numPr>
+                <w:ilvl w:val="0"/>
+                <w:numId w:val="20"/>
+              </w:numPr>
+              <w:ind w:leftChars="0"/>
+              <w:jc w:val="both"/>
+              <w:rPr>
+                <w:rFonts w:ascii="標楷體" w:eastAsia="標楷體" w:hAnsi="標楷體"/>
+                <w:sz w:val="20"/>
+                <w:szCs w:val="20"/>
+              </w:rPr>
+            </w:pPr>
+            <w:r>
+              <w:rPr>
+                <w:rFonts w:ascii="標楷體" w:eastAsia="標楷體" w:hAnsi="標楷體" w:hint="eastAsia"/>
+                <w:sz w:val="20"/>
+                <w:szCs w:val="20"/>
+              </w:rPr>
+              <w:t>VM架構調整</w:t>
             </w:r>
           </w:p>
           <w:p>
             <w:pPr>
               <w:jc w:val="both"/>
               <w:rPr>
-                <w:rFonts w:ascii="標楷體" w:eastAsia="標楷體" w:hAnsi="標楷體"/>
-                <w:sz w:val="20"/>
-                <w:szCs w:val="20"/>
-              </w:rPr>
-            </w:pPr>
-            <w:r>
-              <w:rPr>
-                <w:rFonts w:ascii="標楷體" w:eastAsia="標楷體" w:hAnsi="標楷體" w:hint="eastAsia"/>
-                <w:sz w:val="20"/>
-                <w:szCs w:val="20"/>
-              </w:rPr>
-              <w:t>2.</w:t>
-            </w:r>
-            <w:r>
-              <w:rPr>
-                <w:rFonts w:ascii="標楷體" w:eastAsia="標楷體" w:hAnsi="標楷體" w:hint="eastAsia"/>
-                <w:sz w:val="20"/>
-                <w:szCs w:val="20"/>
-              </w:rPr>
-              <w:tab/>
-              <w:t>規劃好未來架構</w:t>
-            </w:r>
-          </w:p>
-          <w:p>
-            <w:pPr>
-              <w:jc w:val="both"/>
-              <w:rPr>
-                <w:rFonts w:ascii="標楷體" w:eastAsia="標楷體" w:hAnsi="標楷體"/>
+                <w:rFonts w:ascii="標楷體" w:eastAsia="標楷體" w:hAnsi="標楷體" w:hint="eastAsia"/>
                 <w:sz w:val="20"/>
                 <w:szCs w:val="20"/>
               </w:rPr>
@@ -1307,6 +1493,16 @@
               <w:jc w:val="both"/>
               <w:rPr>
                 <w:rFonts w:ascii="標楷體" w:eastAsia="標楷體" w:hAnsi="標楷體"/>
+                <w:sz w:val="20"/>
+                <w:szCs w:val="20"/>
+              </w:rPr>
+            </w:pPr>
+          </w:p>
+          <w:p>
+            <w:pPr>
+              <w:jc w:val="both"/>
+              <w:rPr>
+                <w:rFonts w:ascii="標楷體" w:eastAsia="標楷體" w:hAnsi="標楷體" w:hint="eastAsia"/>
                 <w:sz w:val="20"/>
                 <w:szCs w:val="20"/>
               </w:rPr>
@@ -1351,7 +1547,7 @@
                 <w:sz w:val="20"/>
                 <w:szCs w:val="20"/>
               </w:rPr>
-              <w:t>看哪些可能不需要桌面管理</w:t>
+              <w:t>報告字太小並可加入多一點的文獻討論</w:t>
             </w:r>
           </w:p>
           <w:p>
@@ -1375,24 +1571,16 @@
                 <w:sz w:val="20"/>
                 <w:szCs w:val="20"/>
               </w:rPr>
-              <w:t>尋找之後需要使用哪種模型</w:t>
+              <w:t>目前流量有點太過單一</w:t>
             </w:r>
           </w:p>
           <w:p>
             <w:pPr>
+              <w:pStyle w:val="ab"/>
+              <w:ind w:leftChars="0" w:left="284"/>
               <w:jc w:val="both"/>
               <w:rPr>
-                <w:rFonts w:ascii="標楷體" w:eastAsia="標楷體" w:hAnsi="標楷體"/>
-                <w:sz w:val="20"/>
-                <w:szCs w:val="20"/>
-              </w:rPr>
-            </w:pPr>
-          </w:p>
-          <w:p>
-            <w:pPr>
-              <w:jc w:val="both"/>
-              <w:rPr>
-                <w:rFonts w:ascii="標楷體" w:eastAsia="標楷體" w:hAnsi="標楷體"/>
+                <w:rFonts w:ascii="標楷體" w:eastAsia="標楷體" w:hAnsi="標楷體" w:hint="eastAsia"/>
                 <w:sz w:val="20"/>
                 <w:szCs w:val="20"/>
               </w:rPr>
@@ -1415,7 +1603,13 @@
               <w:rPr>
                 <w:rFonts w:ascii="標楷體" w:eastAsia="標楷體" w:hAnsi="標楷體" w:hint="eastAsia"/>
               </w:rPr>
-              <w:t>3%</w:t>
+              <w:t>7</w:t>
+            </w:r>
+            <w:r>
+              <w:rPr>
+                <w:rFonts w:ascii="標楷體" w:eastAsia="標楷體" w:hAnsi="標楷體" w:hint="eastAsia"/>
+              </w:rPr>
+              <w:t>%</w:t>
             </w:r>
           </w:p>
         </w:tc>
@@ -1425,6 +1619,12 @@
           </w:tcPr>
           <w:p>
             <w:pPr>
+              <w:pStyle w:val="ab"/>
+              <w:numPr>
+                <w:ilvl w:val="0"/>
+                <w:numId w:val="21"/>
+              </w:numPr>
+              <w:ind w:leftChars="0"/>
               <w:jc w:val="both"/>
               <w:rPr>
                 <w:rFonts w:ascii="標楷體" w:eastAsia="標楷體" w:hAnsi="標楷體"/>
@@ -1438,20 +1638,17 @@
                 <w:sz w:val="20"/>
                 <w:szCs w:val="20"/>
               </w:rPr>
-              <w:t>1.</w:t>
-            </w:r>
-            <w:r>
-              <w:rPr>
-                <w:rFonts w:ascii="標楷體" w:eastAsia="標楷體" w:hAnsi="標楷體" w:hint="eastAsia"/>
-                <w:sz w:val="20"/>
-                <w:szCs w:val="20"/>
-              </w:rPr>
-              <w:tab/>
-              <w:t>找各個paper有關加密流量分析使用的header</w:t>
+              <w:t>期中報告</w:t>
             </w:r>
           </w:p>
           <w:p>
             <w:pPr>
+              <w:pStyle w:val="ab"/>
+              <w:numPr>
+                <w:ilvl w:val="0"/>
+                <w:numId w:val="21"/>
+              </w:numPr>
+              <w:ind w:leftChars="0"/>
               <w:jc w:val="both"/>
               <w:rPr>
                 <w:rFonts w:ascii="標楷體" w:eastAsia="標楷體" w:hAnsi="標楷體"/>
@@ -1465,47 +1662,7 @@
                 <w:sz w:val="20"/>
                 <w:szCs w:val="20"/>
               </w:rPr>
-              <w:t>2.</w:t>
-            </w:r>
-            <w:r>
-              <w:rPr>
-                <w:rFonts w:ascii="標楷體" w:eastAsia="標楷體" w:hAnsi="標楷體" w:hint="eastAsia"/>
-                <w:sz w:val="20"/>
-                <w:szCs w:val="20"/>
-              </w:rPr>
-              <w:tab/>
-            </w:r>
-            <w:r>
-              <w:rPr>
-                <w:rFonts w:ascii="標楷體" w:eastAsia="標楷體" w:hAnsi="標楷體" w:hint="eastAsia"/>
-                <w:sz w:val="20"/>
-                <w:szCs w:val="20"/>
-              </w:rPr>
-              <w:t>熟悉</w:t>
-            </w:r>
-            <w:r>
-              <w:rPr>
-                <w:rFonts w:ascii="標楷體" w:eastAsia="標楷體" w:hAnsi="標楷體"/>
-                <w:sz w:val="20"/>
-                <w:szCs w:val="20"/>
-              </w:rPr>
-              <w:t xml:space="preserve">python </w:t>
-            </w:r>
-            <w:r>
-              <w:rPr>
-                <w:rFonts w:ascii="標楷體" w:eastAsia="標楷體" w:hAnsi="標楷體" w:hint="eastAsia"/>
-                <w:sz w:val="20"/>
-                <w:szCs w:val="20"/>
-              </w:rPr>
-              <w:t>套件</w:t>
-            </w:r>
-            <w:r>
-              <w:rPr>
-                <w:rFonts w:ascii="標楷體" w:eastAsia="標楷體" w:hAnsi="標楷體"/>
-                <w:sz w:val="20"/>
-                <w:szCs w:val="20"/>
-              </w:rPr>
-              <w:t>aioquic &amp; scapy</w:t>
+              <w:t>特徵處理程式</w:t>
             </w:r>
           </w:p>
         </w:tc>
@@ -1553,7 +1710,7 @@
                 <w:sz w:val="20"/>
                 <w:szCs w:val="20"/>
               </w:rPr>
-              <w:t>3</w:t>
+              <w:t>4</w:t>
             </w:r>
             <w:r>
               <w:rPr>
@@ -1569,7 +1726,7 @@
                 <w:sz w:val="20"/>
                 <w:szCs w:val="20"/>
               </w:rPr>
-              <w:t>11</w:t>
+              <w:t>1</w:t>
             </w:r>
             <w:r>
               <w:rPr>
@@ -1594,7 +1751,7 @@
                 <w:sz w:val="20"/>
                 <w:szCs w:val="20"/>
               </w:rPr>
-              <w:t>15</w:t>
+              <w:t>20</w:t>
             </w:r>
             <w:r>
               <w:rPr>
@@ -1610,7 +1767,15 @@
                 <w:sz w:val="20"/>
                 <w:szCs w:val="20"/>
               </w:rPr>
-              <w:t>30</w:t>
+              <w:t>0</w:t>
+            </w:r>
+            <w:r>
+              <w:rPr>
+                <w:rFonts w:ascii="標楷體" w:eastAsia="標楷體" w:hAnsi="標楷體" w:hint="eastAsia"/>
+                <w:sz w:val="20"/>
+                <w:szCs w:val="20"/>
+              </w:rPr>
+              <w:t>0</w:t>
             </w:r>
             <w:r>
               <w:rPr>
@@ -1626,15 +1791,15 @@
                 <w:sz w:val="20"/>
                 <w:szCs w:val="20"/>
               </w:rPr>
-              <w:t xml:space="preserve"> 1</w:t>
-            </w:r>
-            <w:r>
-              <w:rPr>
-                <w:rFonts w:ascii="標楷體" w:eastAsia="標楷體" w:hAnsi="標楷體" w:hint="eastAsia"/>
-                <w:sz w:val="20"/>
-                <w:szCs w:val="20"/>
-              </w:rPr>
-              <w:t>6</w:t>
+              <w:t xml:space="preserve"> </w:t>
+            </w:r>
+            <w:r>
+              <w:rPr>
+                <w:rFonts w:ascii="標楷體" w:eastAsia="標楷體" w:hAnsi="標楷體" w:hint="eastAsia"/>
+                <w:sz w:val="20"/>
+                <w:szCs w:val="20"/>
+              </w:rPr>
+              <w:t>20</w:t>
             </w:r>
             <w:r>
               <w:rPr>
@@ -1650,7 +1815,7 @@
                 <w:sz w:val="20"/>
                 <w:szCs w:val="20"/>
               </w:rPr>
-              <w:t>10</w:t>
+              <w:t>45</w:t>
             </w:r>
             <w:r>
               <w:rPr>
@@ -2042,9 +2207,9 @@
           <w:noProof/>
         </w:rPr>
         <w:drawing>
-          <wp:inline distT="0" distB="0" distL="0" distR="0" wp14:anchorId="6BDB5DA1" wp14:editId="0655417E">
-            <wp:extent cx="3600000" cy="2700595"/>
-            <wp:effectExtent l="0" t="0" r="635" b="5080"/>
+          <wp:inline distT="0" distB="0" distL="0" distR="0" wp14:anchorId="6BDB5DA1" wp14:editId="19A504FA">
+            <wp:extent cx="3600000" cy="1934999"/>
+            <wp:effectExtent l="0" t="0" r="635" b="8255"/>
             <wp:docPr id="557105075" name="圖片 2"/>
             <wp:cNvGraphicFramePr>
               <a:graphicFrameLocks xmlns:a="http://schemas.openxmlformats.org/drawingml/2006/main" noChangeAspect="1"/>
@@ -2053,7 +2218,7 @@
               <a:graphicData uri="http://schemas.openxmlformats.org/drawingml/2006/picture">
                 <pic:pic xmlns:pic="http://schemas.openxmlformats.org/drawingml/2006/picture">
                   <pic:nvPicPr>
-                    <pic:cNvPr id="557105075" name="圖片 557105075"/>
+                    <pic:cNvPr id="557105075" name="圖片 2"/>
                     <pic:cNvPicPr/>
                   </pic:nvPicPr>
                   <pic:blipFill>
@@ -2071,7 +2236,7 @@
                   <pic:spPr>
                     <a:xfrm>
                       <a:off x="0" y="0"/>
-                      <a:ext cx="3600000" cy="2700595"/>
+                      <a:ext cx="3600000" cy="1934999"/>
                     </a:xfrm>
                     <a:prstGeom prst="rect">
                       <a:avLst/>
@@ -2089,9 +2254,9 @@
           <w:noProof/>
         </w:rPr>
         <w:drawing>
-          <wp:inline distT="0" distB="0" distL="0" distR="0" wp14:anchorId="46212158" wp14:editId="54F6422B">
-            <wp:extent cx="3600000" cy="2700595"/>
-            <wp:effectExtent l="0" t="0" r="635" b="5080"/>
+          <wp:inline distT="0" distB="0" distL="0" distR="0" wp14:anchorId="46212158" wp14:editId="40DA8174">
+            <wp:extent cx="3600000" cy="1934999"/>
+            <wp:effectExtent l="0" t="0" r="635" b="8255"/>
             <wp:docPr id="550558305" name="圖片 3"/>
             <wp:cNvGraphicFramePr>
               <a:graphicFrameLocks xmlns:a="http://schemas.openxmlformats.org/drawingml/2006/main" noChangeAspect="1"/>
@@ -2100,7 +2265,7 @@
               <a:graphicData uri="http://schemas.openxmlformats.org/drawingml/2006/picture">
                 <pic:pic xmlns:pic="http://schemas.openxmlformats.org/drawingml/2006/picture">
                   <pic:nvPicPr>
-                    <pic:cNvPr id="550558305" name="圖片 550558305"/>
+                    <pic:cNvPr id="550558305" name="圖片 3"/>
                     <pic:cNvPicPr/>
                   </pic:nvPicPr>
                   <pic:blipFill>
@@ -2118,7 +2283,7 @@
                   <pic:spPr>
                     <a:xfrm>
                       <a:off x="0" y="0"/>
-                      <a:ext cx="3600000" cy="2700595"/>
+                      <a:ext cx="3600000" cy="1934999"/>
                     </a:xfrm>
                     <a:prstGeom prst="rect">
                       <a:avLst/>
@@ -2435,6 +2600,95 @@
     </w:lvl>
   </w:abstractNum>
   <w:abstractNum w:abstractNumId="2" w15:restartNumberingAfterBreak="0">
+    <w:nsid w:val="1EBF373C"/>
+    <w:multiLevelType w:val="hybridMultilevel"/>
+    <w:tmpl w:val="6B169D9A"/>
+    <w:lvl w:ilvl="0" w:tplc="31CA856A">
+      <w:start w:val="1"/>
+      <w:numFmt w:val="decimal"/>
+      <w:lvlText w:val="%1."/>
+      <w:lvlJc w:val="left"/>
+      <w:pPr>
+        <w:ind w:left="284" w:hanging="284"/>
+      </w:pPr>
+      <w:rPr>
+        <w:rFonts w:hint="default"/>
+      </w:rPr>
+    </w:lvl>
+    <w:lvl w:ilvl="1" w:tplc="04090019" w:tentative="1">
+      <w:start w:val="1"/>
+      <w:numFmt w:val="ideographTraditional"/>
+      <w:lvlText w:val="%2、"/>
+      <w:lvlJc w:val="left"/>
+      <w:pPr>
+        <w:ind w:left="960" w:hanging="480"/>
+      </w:pPr>
+    </w:lvl>
+    <w:lvl w:ilvl="2" w:tplc="0409001B" w:tentative="1">
+      <w:start w:val="1"/>
+      <w:numFmt w:val="lowerRoman"/>
+      <w:lvlText w:val="%3."/>
+      <w:lvlJc w:val="right"/>
+      <w:pPr>
+        <w:ind w:left="1440" w:hanging="480"/>
+      </w:pPr>
+    </w:lvl>
+    <w:lvl w:ilvl="3" w:tplc="0409000F" w:tentative="1">
+      <w:start w:val="1"/>
+      <w:numFmt w:val="decimal"/>
+      <w:lvlText w:val="%4."/>
+      <w:lvlJc w:val="left"/>
+      <w:pPr>
+        <w:ind w:left="1920" w:hanging="480"/>
+      </w:pPr>
+    </w:lvl>
+    <w:lvl w:ilvl="4" w:tplc="04090019" w:tentative="1">
+      <w:start w:val="1"/>
+      <w:numFmt w:val="ideographTraditional"/>
+      <w:lvlText w:val="%5、"/>
+      <w:lvlJc w:val="left"/>
+      <w:pPr>
+        <w:ind w:left="2400" w:hanging="480"/>
+      </w:pPr>
+    </w:lvl>
+    <w:lvl w:ilvl="5" w:tplc="0409001B" w:tentative="1">
+      <w:start w:val="1"/>
+      <w:numFmt w:val="lowerRoman"/>
+      <w:lvlText w:val="%6."/>
+      <w:lvlJc w:val="right"/>
+      <w:pPr>
+        <w:ind w:left="2880" w:hanging="480"/>
+      </w:pPr>
+    </w:lvl>
+    <w:lvl w:ilvl="6" w:tplc="0409000F" w:tentative="1">
+      <w:start w:val="1"/>
+      <w:numFmt w:val="decimal"/>
+      <w:lvlText w:val="%7."/>
+      <w:lvlJc w:val="left"/>
+      <w:pPr>
+        <w:ind w:left="3360" w:hanging="480"/>
+      </w:pPr>
+    </w:lvl>
+    <w:lvl w:ilvl="7" w:tplc="04090019" w:tentative="1">
+      <w:start w:val="1"/>
+      <w:numFmt w:val="ideographTraditional"/>
+      <w:lvlText w:val="%8、"/>
+      <w:lvlJc w:val="left"/>
+      <w:pPr>
+        <w:ind w:left="3840" w:hanging="480"/>
+      </w:pPr>
+    </w:lvl>
+    <w:lvl w:ilvl="8" w:tplc="0409001B" w:tentative="1">
+      <w:start w:val="1"/>
+      <w:numFmt w:val="lowerRoman"/>
+      <w:lvlText w:val="%9."/>
+      <w:lvlJc w:val="right"/>
+      <w:pPr>
+        <w:ind w:left="4320" w:hanging="480"/>
+      </w:pPr>
+    </w:lvl>
+  </w:abstractNum>
+  <w:abstractNum w:abstractNumId="3" w15:restartNumberingAfterBreak="0">
     <w:nsid w:val="256D7BBD"/>
     <w:multiLevelType w:val="hybridMultilevel"/>
     <w:tmpl w:val="840E70B6"/>
@@ -2523,7 +2777,7 @@
       </w:pPr>
     </w:lvl>
   </w:abstractNum>
-  <w:abstractNum w:abstractNumId="3" w15:restartNumberingAfterBreak="0">
+  <w:abstractNum w:abstractNumId="4" w15:restartNumberingAfterBreak="0">
     <w:nsid w:val="29C17D47"/>
     <w:multiLevelType w:val="hybridMultilevel"/>
     <w:tmpl w:val="CCD803F4"/>
@@ -2609,7 +2863,7 @@
       </w:pPr>
     </w:lvl>
   </w:abstractNum>
-  <w:abstractNum w:abstractNumId="4" w15:restartNumberingAfterBreak="0">
+  <w:abstractNum w:abstractNumId="5" w15:restartNumberingAfterBreak="0">
     <w:nsid w:val="31431C1F"/>
     <w:multiLevelType w:val="hybridMultilevel"/>
     <w:tmpl w:val="11FC4EB4"/>
@@ -2698,7 +2952,7 @@
       </w:pPr>
     </w:lvl>
   </w:abstractNum>
-  <w:abstractNum w:abstractNumId="5" w15:restartNumberingAfterBreak="0">
+  <w:abstractNum w:abstractNumId="6" w15:restartNumberingAfterBreak="0">
     <w:nsid w:val="35793066"/>
     <w:multiLevelType w:val="hybridMultilevel"/>
     <w:tmpl w:val="A40AC6F4"/>
@@ -2784,7 +3038,7 @@
       </w:pPr>
     </w:lvl>
   </w:abstractNum>
-  <w:abstractNum w:abstractNumId="6" w15:restartNumberingAfterBreak="0">
+  <w:abstractNum w:abstractNumId="7" w15:restartNumberingAfterBreak="0">
     <w:nsid w:val="3F33439E"/>
     <w:multiLevelType w:val="hybridMultilevel"/>
     <w:tmpl w:val="BCBA9FC8"/>
@@ -2873,7 +3127,7 @@
       </w:pPr>
     </w:lvl>
   </w:abstractNum>
-  <w:abstractNum w:abstractNumId="7" w15:restartNumberingAfterBreak="0">
+  <w:abstractNum w:abstractNumId="8" w15:restartNumberingAfterBreak="0">
     <w:nsid w:val="4016406A"/>
     <w:multiLevelType w:val="hybridMultilevel"/>
     <w:tmpl w:val="93301A2C"/>
@@ -2962,7 +3216,7 @@
       </w:pPr>
     </w:lvl>
   </w:abstractNum>
-  <w:abstractNum w:abstractNumId="8" w15:restartNumberingAfterBreak="0">
+  <w:abstractNum w:abstractNumId="9" w15:restartNumberingAfterBreak="0">
     <w:nsid w:val="445E1FFB"/>
     <w:multiLevelType w:val="hybridMultilevel"/>
     <w:tmpl w:val="F3849C5C"/>
@@ -3102,7 +3356,7 @@
       </w:rPr>
     </w:lvl>
   </w:abstractNum>
-  <w:abstractNum w:abstractNumId="9" w15:restartNumberingAfterBreak="0">
+  <w:abstractNum w:abstractNumId="10" w15:restartNumberingAfterBreak="0">
     <w:nsid w:val="44E42127"/>
     <w:multiLevelType w:val="hybridMultilevel"/>
     <w:tmpl w:val="C0ECC0FE"/>
@@ -3218,7 +3472,7 @@
       </w:pPr>
     </w:lvl>
   </w:abstractNum>
-  <w:abstractNum w:abstractNumId="10" w15:restartNumberingAfterBreak="0">
+  <w:abstractNum w:abstractNumId="11" w15:restartNumberingAfterBreak="0">
     <w:nsid w:val="54BF5B3A"/>
     <w:multiLevelType w:val="hybridMultilevel"/>
     <w:tmpl w:val="F4423B4C"/>
@@ -3307,7 +3561,7 @@
       </w:pPr>
     </w:lvl>
   </w:abstractNum>
-  <w:abstractNum w:abstractNumId="11" w15:restartNumberingAfterBreak="0">
+  <w:abstractNum w:abstractNumId="12" w15:restartNumberingAfterBreak="0">
     <w:nsid w:val="62EF49D8"/>
     <w:multiLevelType w:val="hybridMultilevel"/>
     <w:tmpl w:val="72C46ADA"/>
@@ -3399,7 +3653,7 @@
       </w:pPr>
     </w:lvl>
   </w:abstractNum>
-  <w:abstractNum w:abstractNumId="12" w15:restartNumberingAfterBreak="0">
+  <w:abstractNum w:abstractNumId="13" w15:restartNumberingAfterBreak="0">
     <w:nsid w:val="640C5AC3"/>
     <w:multiLevelType w:val="hybridMultilevel"/>
     <w:tmpl w:val="BCC2FE88"/>
@@ -3538,7 +3792,7 @@
       </w:rPr>
     </w:lvl>
   </w:abstractNum>
-  <w:abstractNum w:abstractNumId="13" w15:restartNumberingAfterBreak="0">
+  <w:abstractNum w:abstractNumId="14" w15:restartNumberingAfterBreak="0">
     <w:nsid w:val="649F7D3C"/>
     <w:multiLevelType w:val="hybridMultilevel"/>
     <w:tmpl w:val="2E3E9082"/>
@@ -3627,7 +3881,7 @@
       </w:pPr>
     </w:lvl>
   </w:abstractNum>
-  <w:abstractNum w:abstractNumId="14" w15:restartNumberingAfterBreak="0">
+  <w:abstractNum w:abstractNumId="15" w15:restartNumberingAfterBreak="0">
     <w:nsid w:val="66D830C5"/>
     <w:multiLevelType w:val="hybridMultilevel"/>
     <w:tmpl w:val="94C84858"/>
@@ -3716,7 +3970,96 @@
       </w:pPr>
     </w:lvl>
   </w:abstractNum>
-  <w:abstractNum w:abstractNumId="15" w15:restartNumberingAfterBreak="0">
+  <w:abstractNum w:abstractNumId="16" w15:restartNumberingAfterBreak="0">
+    <w:nsid w:val="6D727564"/>
+    <w:multiLevelType w:val="hybridMultilevel"/>
+    <w:tmpl w:val="BD226948"/>
+    <w:lvl w:ilvl="0" w:tplc="52B8ECBA">
+      <w:start w:val="1"/>
+      <w:numFmt w:val="decimal"/>
+      <w:lvlText w:val="%1."/>
+      <w:lvlJc w:val="left"/>
+      <w:pPr>
+        <w:ind w:left="284" w:hanging="284"/>
+      </w:pPr>
+      <w:rPr>
+        <w:rFonts w:hint="default"/>
+      </w:rPr>
+    </w:lvl>
+    <w:lvl w:ilvl="1" w:tplc="04090019" w:tentative="1">
+      <w:start w:val="1"/>
+      <w:numFmt w:val="ideographTraditional"/>
+      <w:lvlText w:val="%2、"/>
+      <w:lvlJc w:val="left"/>
+      <w:pPr>
+        <w:ind w:left="960" w:hanging="480"/>
+      </w:pPr>
+    </w:lvl>
+    <w:lvl w:ilvl="2" w:tplc="0409001B" w:tentative="1">
+      <w:start w:val="1"/>
+      <w:numFmt w:val="lowerRoman"/>
+      <w:lvlText w:val="%3."/>
+      <w:lvlJc w:val="right"/>
+      <w:pPr>
+        <w:ind w:left="1440" w:hanging="480"/>
+      </w:pPr>
+    </w:lvl>
+    <w:lvl w:ilvl="3" w:tplc="0409000F" w:tentative="1">
+      <w:start w:val="1"/>
+      <w:numFmt w:val="decimal"/>
+      <w:lvlText w:val="%4."/>
+      <w:lvlJc w:val="left"/>
+      <w:pPr>
+        <w:ind w:left="1920" w:hanging="480"/>
+      </w:pPr>
+    </w:lvl>
+    <w:lvl w:ilvl="4" w:tplc="04090019" w:tentative="1">
+      <w:start w:val="1"/>
+      <w:numFmt w:val="ideographTraditional"/>
+      <w:lvlText w:val="%5、"/>
+      <w:lvlJc w:val="left"/>
+      <w:pPr>
+        <w:ind w:left="2400" w:hanging="480"/>
+      </w:pPr>
+    </w:lvl>
+    <w:lvl w:ilvl="5" w:tplc="0409001B" w:tentative="1">
+      <w:start w:val="1"/>
+      <w:numFmt w:val="lowerRoman"/>
+      <w:lvlText w:val="%6."/>
+      <w:lvlJc w:val="right"/>
+      <w:pPr>
+        <w:ind w:left="2880" w:hanging="480"/>
+      </w:pPr>
+    </w:lvl>
+    <w:lvl w:ilvl="6" w:tplc="0409000F" w:tentative="1">
+      <w:start w:val="1"/>
+      <w:numFmt w:val="decimal"/>
+      <w:lvlText w:val="%7."/>
+      <w:lvlJc w:val="left"/>
+      <w:pPr>
+        <w:ind w:left="3360" w:hanging="480"/>
+      </w:pPr>
+    </w:lvl>
+    <w:lvl w:ilvl="7" w:tplc="04090019" w:tentative="1">
+      <w:start w:val="1"/>
+      <w:numFmt w:val="ideographTraditional"/>
+      <w:lvlText w:val="%8、"/>
+      <w:lvlJc w:val="left"/>
+      <w:pPr>
+        <w:ind w:left="3840" w:hanging="480"/>
+      </w:pPr>
+    </w:lvl>
+    <w:lvl w:ilvl="8" w:tplc="0409001B" w:tentative="1">
+      <w:start w:val="1"/>
+      <w:numFmt w:val="lowerRoman"/>
+      <w:lvlText w:val="%9."/>
+      <w:lvlJc w:val="right"/>
+      <w:pPr>
+        <w:ind w:left="4320" w:hanging="480"/>
+      </w:pPr>
+    </w:lvl>
+  </w:abstractNum>
+  <w:abstractNum w:abstractNumId="17" w15:restartNumberingAfterBreak="0">
     <w:nsid w:val="73E32EDD"/>
     <w:multiLevelType w:val="hybridMultilevel"/>
     <w:tmpl w:val="ABDCA84A"/>
@@ -3805,7 +4148,7 @@
       </w:pPr>
     </w:lvl>
   </w:abstractNum>
-  <w:abstractNum w:abstractNumId="16" w15:restartNumberingAfterBreak="0">
+  <w:abstractNum w:abstractNumId="18" w15:restartNumberingAfterBreak="0">
     <w:nsid w:val="782D3053"/>
     <w:multiLevelType w:val="hybridMultilevel"/>
     <w:tmpl w:val="BCBA9FC8"/>
@@ -3894,7 +4237,7 @@
       </w:pPr>
     </w:lvl>
   </w:abstractNum>
-  <w:abstractNum w:abstractNumId="17" w15:restartNumberingAfterBreak="0">
+  <w:abstractNum w:abstractNumId="19" w15:restartNumberingAfterBreak="0">
     <w:nsid w:val="7A1661B5"/>
     <w:multiLevelType w:val="hybridMultilevel"/>
     <w:tmpl w:val="8AD6CC94"/>
@@ -3983,7 +4326,7 @@
       </w:pPr>
     </w:lvl>
   </w:abstractNum>
-  <w:abstractNum w:abstractNumId="18" w15:restartNumberingAfterBreak="0">
+  <w:abstractNum w:abstractNumId="20" w15:restartNumberingAfterBreak="0">
     <w:nsid w:val="7F077E00"/>
     <w:multiLevelType w:val="hybridMultilevel"/>
     <w:tmpl w:val="26DC522A"/>
@@ -4073,61 +4416,67 @@
     </w:lvl>
   </w:abstractNum>
   <w:num w:numId="1" w16cid:durableId="158228495">
+    <w:abstractNumId w:val="10"/>
+  </w:num>
+  <w:num w:numId="2" w16cid:durableId="639382776">
     <w:abstractNumId w:val="9"/>
   </w:num>
-  <w:num w:numId="2" w16cid:durableId="639382776">
-    <w:abstractNumId w:val="8"/>
-  </w:num>
   <w:num w:numId="3" w16cid:durableId="359934067">
-    <w:abstractNumId w:val="5"/>
+    <w:abstractNumId w:val="6"/>
   </w:num>
   <w:num w:numId="4" w16cid:durableId="31805640">
-    <w:abstractNumId w:val="11"/>
+    <w:abstractNumId w:val="12"/>
   </w:num>
   <w:num w:numId="5" w16cid:durableId="368457543">
-    <w:abstractNumId w:val="15"/>
+    <w:abstractNumId w:val="17"/>
   </w:num>
   <w:num w:numId="6" w16cid:durableId="1270816349">
-    <w:abstractNumId w:val="3"/>
+    <w:abstractNumId w:val="4"/>
   </w:num>
   <w:num w:numId="7" w16cid:durableId="1066102636">
-    <w:abstractNumId w:val="17"/>
+    <w:abstractNumId w:val="19"/>
   </w:num>
   <w:num w:numId="8" w16cid:durableId="21833621">
-    <w:abstractNumId w:val="10"/>
+    <w:abstractNumId w:val="11"/>
   </w:num>
   <w:num w:numId="9" w16cid:durableId="1718041367">
     <w:abstractNumId w:val="0"/>
   </w:num>
   <w:num w:numId="10" w16cid:durableId="1917009919">
-    <w:abstractNumId w:val="12"/>
+    <w:abstractNumId w:val="13"/>
   </w:num>
   <w:num w:numId="11" w16cid:durableId="1112743108">
-    <w:abstractNumId w:val="4"/>
+    <w:abstractNumId w:val="5"/>
   </w:num>
   <w:num w:numId="12" w16cid:durableId="639960037">
+    <w:abstractNumId w:val="20"/>
+  </w:num>
+  <w:num w:numId="13" w16cid:durableId="132718574">
+    <w:abstractNumId w:val="3"/>
+  </w:num>
+  <w:num w:numId="14" w16cid:durableId="1089958900">
+    <w:abstractNumId w:val="15"/>
+  </w:num>
+  <w:num w:numId="15" w16cid:durableId="1751272216">
+    <w:abstractNumId w:val="8"/>
+  </w:num>
+  <w:num w:numId="16" w16cid:durableId="330648353">
     <w:abstractNumId w:val="18"/>
   </w:num>
-  <w:num w:numId="13" w16cid:durableId="132718574">
-    <w:abstractNumId w:val="2"/>
-  </w:num>
-  <w:num w:numId="14" w16cid:durableId="1089958900">
+  <w:num w:numId="17" w16cid:durableId="944575234">
     <w:abstractNumId w:val="14"/>
   </w:num>
-  <w:num w:numId="15" w16cid:durableId="1751272216">
+  <w:num w:numId="18" w16cid:durableId="917904101">
     <w:abstractNumId w:val="7"/>
-  </w:num>
-  <w:num w:numId="16" w16cid:durableId="330648353">
-    <w:abstractNumId w:val="16"/>
-  </w:num>
-  <w:num w:numId="17" w16cid:durableId="944575234">
-    <w:abstractNumId w:val="13"/>
-  </w:num>
-  <w:num w:numId="18" w16cid:durableId="917904101">
-    <w:abstractNumId w:val="6"/>
   </w:num>
   <w:num w:numId="19" w16cid:durableId="1508860701">
     <w:abstractNumId w:val="1"/>
+  </w:num>
+  <w:num w:numId="20" w16cid:durableId="468590229">
+    <w:abstractNumId w:val="2"/>
+  </w:num>
+  <w:num w:numId="21" w16cid:durableId="1295212502">
+    <w:abstractNumId w:val="16"/>
   </w:num>
 </w:numbering>
 </file>

--- a/meeting/會談紀錄表4-6.docx
+++ b/meeting/會談紀錄表4-6.docx
@@ -545,36 +545,8 @@
                 <w:szCs w:val="20"/>
               </w:rPr>
               <w:tab/>
-              <w:t>熟悉python 套件</w:t>
-            </w:r>
-            <w:proofErr w:type="spellStart"/>
-            <w:r>
-              <w:rPr>
-                <w:rFonts w:ascii="標楷體" w:eastAsia="標楷體" w:hAnsi="標楷體" w:hint="eastAsia"/>
-                <w:sz w:val="20"/>
-                <w:szCs w:val="20"/>
-              </w:rPr>
-              <w:t>aioquic</w:t>
-            </w:r>
-            <w:proofErr w:type="spellEnd"/>
-            <w:r>
-              <w:rPr>
-                <w:rFonts w:ascii="標楷體" w:eastAsia="標楷體" w:hAnsi="標楷體" w:hint="eastAsia"/>
-                <w:sz w:val="20"/>
-                <w:szCs w:val="20"/>
-              </w:rPr>
-              <w:t xml:space="preserve"> &amp; </w:t>
-            </w:r>
-            <w:proofErr w:type="spellStart"/>
-            <w:r>
-              <w:rPr>
-                <w:rFonts w:ascii="標楷體" w:eastAsia="標楷體" w:hAnsi="標楷體" w:hint="eastAsia"/>
-                <w:sz w:val="20"/>
-                <w:szCs w:val="20"/>
-              </w:rPr>
-              <w:t>scapy</w:t>
-            </w:r>
-            <w:proofErr w:type="spellEnd"/>
+              <w:t>熟悉python 套件aioquic &amp; scapy</w:t>
+            </w:r>
           </w:p>
           <w:p>
             <w:pPr>
@@ -590,7 +562,7 @@
             <w:pPr>
               <w:jc w:val="both"/>
               <w:rPr>
-                <w:rFonts w:ascii="標楷體" w:eastAsia="標楷體" w:hAnsi="標楷體" w:hint="eastAsia"/>
+                <w:rFonts w:ascii="標楷體" w:eastAsia="標楷體" w:hAnsi="標楷體"/>
                 <w:sz w:val="20"/>
                 <w:szCs w:val="20"/>
               </w:rPr>
@@ -676,7 +648,7 @@
               <w:ind w:leftChars="0" w:left="284"/>
               <w:jc w:val="both"/>
               <w:rPr>
-                <w:rFonts w:ascii="標楷體" w:eastAsia="標楷體" w:hAnsi="標楷體" w:hint="eastAsia"/>
+                <w:rFonts w:ascii="標楷體" w:eastAsia="標楷體" w:hAnsi="標楷體"/>
                 <w:sz w:val="20"/>
                 <w:szCs w:val="20"/>
               </w:rPr>
@@ -734,36 +706,8 @@
                 <w:sz w:val="20"/>
                 <w:szCs w:val="20"/>
               </w:rPr>
-              <w:t>在虛擬機上測試</w:t>
-            </w:r>
-            <w:proofErr w:type="spellStart"/>
-            <w:r>
-              <w:rPr>
-                <w:rFonts w:ascii="標楷體" w:eastAsia="標楷體" w:hAnsi="標楷體" w:hint="eastAsia"/>
-                <w:sz w:val="20"/>
-                <w:szCs w:val="20"/>
-              </w:rPr>
-              <w:t>aioquic</w:t>
-            </w:r>
-            <w:proofErr w:type="spellEnd"/>
-            <w:r>
-              <w:rPr>
-                <w:rFonts w:ascii="標楷體" w:eastAsia="標楷體" w:hAnsi="標楷體" w:hint="eastAsia"/>
-                <w:sz w:val="20"/>
-                <w:szCs w:val="20"/>
-              </w:rPr>
-              <w:t xml:space="preserve"> &amp; </w:t>
-            </w:r>
-            <w:proofErr w:type="spellStart"/>
-            <w:r>
-              <w:rPr>
-                <w:rFonts w:ascii="標楷體" w:eastAsia="標楷體" w:hAnsi="標楷體" w:hint="eastAsia"/>
-                <w:sz w:val="20"/>
-                <w:szCs w:val="20"/>
-              </w:rPr>
-              <w:t>scapy</w:t>
-            </w:r>
-            <w:proofErr w:type="spellEnd"/>
+              <w:t>在虛擬機上測試aioquic &amp; scapy</w:t>
+            </w:r>
           </w:p>
         </w:tc>
         <w:tc>
@@ -979,18 +923,8 @@
                 <w:sz w:val="20"/>
                 <w:szCs w:val="20"/>
               </w:rPr>
-              <w:t>於本機測試</w:t>
-            </w:r>
-            <w:proofErr w:type="spellStart"/>
-            <w:r>
-              <w:rPr>
-                <w:rFonts w:ascii="標楷體" w:eastAsia="標楷體" w:hAnsi="標楷體" w:hint="eastAsia"/>
-                <w:sz w:val="20"/>
-                <w:szCs w:val="20"/>
-              </w:rPr>
-              <w:t>aioquic</w:t>
-            </w:r>
-            <w:proofErr w:type="spellEnd"/>
+              <w:t>於本機測試aioquic</w:t>
+            </w:r>
           </w:p>
           <w:p>
             <w:pPr>
@@ -1013,18 +947,8 @@
                 <w:sz w:val="20"/>
                 <w:szCs w:val="20"/>
               </w:rPr>
-              <w:t>讓虛擬機彼此測試</w:t>
-            </w:r>
-            <w:proofErr w:type="spellStart"/>
-            <w:r>
-              <w:rPr>
-                <w:rFonts w:ascii="標楷體" w:eastAsia="標楷體" w:hAnsi="標楷體" w:hint="eastAsia"/>
-                <w:sz w:val="20"/>
-                <w:szCs w:val="20"/>
-              </w:rPr>
-              <w:t>aioquic</w:t>
-            </w:r>
-            <w:proofErr w:type="spellEnd"/>
+              <w:t>讓虛擬機彼此測試aioquic</w:t>
+            </w:r>
           </w:p>
           <w:p>
             <w:pPr>
@@ -1040,7 +964,7 @@
             <w:pPr>
               <w:jc w:val="both"/>
               <w:rPr>
-                <w:rFonts w:ascii="標楷體" w:eastAsia="標楷體" w:hAnsi="標楷體" w:hint="eastAsia"/>
+                <w:rFonts w:ascii="標楷體" w:eastAsia="標楷體" w:hAnsi="標楷體"/>
                 <w:sz w:val="20"/>
                 <w:szCs w:val="20"/>
               </w:rPr>
@@ -1108,25 +1032,7 @@
                 <w:sz w:val="20"/>
                 <w:szCs w:val="20"/>
               </w:rPr>
-              <w:t>解決</w:t>
-            </w:r>
-            <w:proofErr w:type="spellStart"/>
-            <w:r>
-              <w:rPr>
-                <w:rFonts w:ascii="標楷體" w:eastAsia="標楷體" w:hAnsi="標楷體" w:hint="eastAsia"/>
-                <w:sz w:val="20"/>
-                <w:szCs w:val="20"/>
-              </w:rPr>
-              <w:t>aioquic</w:t>
-            </w:r>
-            <w:proofErr w:type="spellEnd"/>
-            <w:r>
-              <w:rPr>
-                <w:rFonts w:ascii="標楷體" w:eastAsia="標楷體" w:hAnsi="標楷體" w:hint="eastAsia"/>
-                <w:sz w:val="20"/>
-                <w:szCs w:val="20"/>
-              </w:rPr>
-              <w:t>連線問題</w:t>
+              <w:t>解決aioquic連線問題</w:t>
             </w:r>
           </w:p>
           <w:p>
@@ -1399,25 +1305,7 @@
                 <w:sz w:val="20"/>
                 <w:szCs w:val="20"/>
               </w:rPr>
-              <w:t>解決</w:t>
-            </w:r>
-            <w:proofErr w:type="spellStart"/>
-            <w:r>
-              <w:rPr>
-                <w:rFonts w:ascii="標楷體" w:eastAsia="標楷體" w:hAnsi="標楷體" w:hint="eastAsia"/>
-                <w:sz w:val="20"/>
-                <w:szCs w:val="20"/>
-              </w:rPr>
-              <w:t>aioquic</w:t>
-            </w:r>
-            <w:proofErr w:type="spellEnd"/>
-            <w:r>
-              <w:rPr>
-                <w:rFonts w:ascii="標楷體" w:eastAsia="標楷體" w:hAnsi="標楷體" w:hint="eastAsia"/>
-                <w:sz w:val="20"/>
-                <w:szCs w:val="20"/>
-              </w:rPr>
-              <w:t>連線問題</w:t>
+              <w:t>解決aioquic連線問題</w:t>
             </w:r>
           </w:p>
           <w:p>
@@ -1435,23 +1323,13 @@
                 <w:szCs w:val="20"/>
               </w:rPr>
             </w:pPr>
-            <w:proofErr w:type="spellStart"/>
-            <w:r>
-              <w:rPr>
-                <w:rFonts w:ascii="標楷體" w:eastAsia="標楷體" w:hAnsi="標楷體" w:hint="eastAsia"/>
-                <w:sz w:val="20"/>
-                <w:szCs w:val="20"/>
-              </w:rPr>
-              <w:t>scapy</w:t>
-            </w:r>
-            <w:proofErr w:type="spellEnd"/>
-            <w:r>
-              <w:rPr>
-                <w:rFonts w:ascii="標楷體" w:eastAsia="標楷體" w:hAnsi="標楷體" w:hint="eastAsia"/>
-                <w:sz w:val="20"/>
-                <w:szCs w:val="20"/>
-              </w:rPr>
-              <w:t>流量擷取</w:t>
+            <w:r>
+              <w:rPr>
+                <w:rFonts w:ascii="標楷體" w:eastAsia="標楷體" w:hAnsi="標楷體" w:hint="eastAsia"/>
+                <w:sz w:val="20"/>
+                <w:szCs w:val="20"/>
+              </w:rPr>
+              <w:t>scapy流量擷取</w:t>
             </w:r>
           </w:p>
           <w:p>
@@ -1482,7 +1360,7 @@
             <w:pPr>
               <w:jc w:val="both"/>
               <w:rPr>
-                <w:rFonts w:ascii="標楷體" w:eastAsia="標楷體" w:hAnsi="標楷體" w:hint="eastAsia"/>
+                <w:rFonts w:ascii="標楷體" w:eastAsia="標楷體" w:hAnsi="標楷體"/>
                 <w:sz w:val="20"/>
                 <w:szCs w:val="20"/>
               </w:rPr>
@@ -1502,7 +1380,7 @@
             <w:pPr>
               <w:jc w:val="both"/>
               <w:rPr>
-                <w:rFonts w:ascii="標楷體" w:eastAsia="標楷體" w:hAnsi="標楷體" w:hint="eastAsia"/>
+                <w:rFonts w:ascii="標楷體" w:eastAsia="標楷體" w:hAnsi="標楷體"/>
                 <w:sz w:val="20"/>
                 <w:szCs w:val="20"/>
               </w:rPr>
@@ -1580,7 +1458,7 @@
               <w:ind w:leftChars="0" w:left="284"/>
               <w:jc w:val="both"/>
               <w:rPr>
-                <w:rFonts w:ascii="標楷體" w:eastAsia="標楷體" w:hAnsi="標楷體" w:hint="eastAsia"/>
+                <w:rFonts w:ascii="標楷體" w:eastAsia="標楷體" w:hAnsi="標楷體"/>
                 <w:sz w:val="20"/>
                 <w:szCs w:val="20"/>
               </w:rPr>
@@ -2074,7 +1952,19 @@
         <w:rPr>
           <w:rFonts w:ascii="標楷體" w:eastAsia="標楷體" w:hAnsi="標楷體" w:hint="eastAsia"/>
         </w:rPr>
-        <w:t>第二週</w:t>
+        <w:t>第</w:t>
+      </w:r>
+      <w:r>
+        <w:rPr>
+          <w:rFonts w:ascii="標楷體" w:eastAsia="標楷體" w:hAnsi="標楷體" w:hint="eastAsia"/>
+        </w:rPr>
+        <w:t>五</w:t>
+      </w:r>
+      <w:r>
+        <w:rPr>
+          <w:rFonts w:ascii="標楷體" w:eastAsia="標楷體" w:hAnsi="標楷體" w:hint="eastAsia"/>
+        </w:rPr>
+        <w:t>週</w:t>
       </w:r>
     </w:p>
     <w:p>
@@ -2191,7 +2081,19 @@
         <w:rPr>
           <w:rFonts w:ascii="標楷體" w:eastAsia="標楷體" w:hAnsi="標楷體" w:hint="eastAsia"/>
         </w:rPr>
-        <w:t>第三週</w:t>
+        <w:t>第</w:t>
+      </w:r>
+      <w:r>
+        <w:rPr>
+          <w:rFonts w:ascii="標楷體" w:eastAsia="標楷體" w:hAnsi="標楷體" w:hint="eastAsia"/>
+        </w:rPr>
+        <w:t>六</w:t>
+      </w:r>
+      <w:r>
+        <w:rPr>
+          <w:rFonts w:ascii="標楷體" w:eastAsia="標楷體" w:hAnsi="標楷體" w:hint="eastAsia"/>
+        </w:rPr>
+        <w:t>週</w:t>
       </w:r>
     </w:p>
     <w:p>
